--- a/paper/Zero-Day_IDS_Benchmark_Draft.docx
+++ b/paper/Zero-Day_IDS_Benchmark_Draft.docx
@@ -1708,7 +1708,7 @@
           <w:sz w:val="20"/>
           <w:szCs w:val="20"/>
         </w:rPr>
-        <w:t xml:space="preserve">Code, the evaluation harness, and full results CSVs for both datasets are provided as supplementary material. The NSL-KDD benchmark (5 detectors × 4 categories) reproduces on a standard laptop CPU in under two minutes; the CICIoT2023 benchmark (5 detectors × 7 categories, on the 744,843-row sample) reproduces in under ten minutes.</w:t>
+        <w:t xml:space="preserve">Code, the evaluation harness, and full results CSVs for both datasets are openly available at https://github.com/hiluxfnh/zero-day-ids-open-set-benchmark (MIT license), together with a step-by-step description of the experimental procedure. The NSL-KDD benchmark (5 detectors × 4 categories) reproduces on a standard laptop CPU in under two minutes; the CICIoT2023 benchmark (5 detectors × 7 categories, on the 744,843-row sample) reproduces in under ten minutes.</w:t>
       </w:r>
     </w:p>
     <w:p>
